--- a/Laporan_Minggu_4_LabInventory_Naila_Fathia.docx
+++ b/Laporan_Minggu_4_LabInventory_Naila_Fathia.docx
@@ -632,7 +632,7 @@
           <w:b/>
           <w:sz w:val="21"/>
         </w:rPr>
-        <w:t>Tabel 3.1: Matriks Verifikasi 12 Checkpoint Pengujian Perangkat Fisik Android</w:t>
+        <w:t>Tabel 4.1: Matriks Verifikasi 12 Checkpoint Pengujian Perangkat Fisik Android</w:t>
       </w:r>
     </w:p>
     <w:tbl>
@@ -2270,7 +2270,7 @@
           <w:color w:val="000000"/>
           <w:sz w:val="23"/>
         </w:rPr>
-        <w:t>3.2 Dokumentasi Alur Pengembalian Alat &amp; Rekonsiliasi Stok</w:t>
+        <w:t>3.2 Dokumentasi Alur Persetujuan, Pengembalian Alat, &amp; Audit Log</w:t>
       </w:r>
     </w:p>
     <w:p>
@@ -2283,7 +2283,7 @@
           <w:rFonts w:ascii="Times New Roman" w:hAnsi="Times New Roman"/>
           <w:sz w:val="22"/>
         </w:rPr>
-        <w:t>Berikut tangkapan layar pengujian pengembalian alat dengan pilihan kondisi rusak, penyesuaian otomatis stok di database, audit log riwayat laboratorium, dan status akhir mahasiswa:</w:t>
+        <w:t>Berikut tangkapan layar pengujian persetujuan peminjaman dengan pengurangan stok atomik, pengembalian alat dengan pilihan kondisi rusak, penyesuaian otomatis stok di database, audit log riwayat laboratorium, dan status akhir mahasiswa:</w:t>
       </w:r>
     </w:p>
     <w:p>
@@ -2304,7 +2304,7 @@
               <a:graphicData uri="http://schemas.openxmlformats.org/drawingml/2006/picture">
                 <pic:pic>
                   <pic:nvPicPr>
-                    <pic:cNvPr id="0" name="06-damaged-return.png"/>
+                    <pic:cNvPr id="0" name="03-admin-approved.png"/>
                     <pic:cNvPicPr/>
                   </pic:nvPicPr>
                   <pic:blipFill>
@@ -2338,7 +2338,7 @@
           <w:i/>
           <w:sz w:val="20"/>
         </w:rPr>
-        <w:t>Gambar 4.1: Dialog Pengembalian Alat oleh Laboran dengan Pilihan Rusak &amp; Catatan</w:t>
+        <w:t>Gambar 4.1: Persetujuan Peminjaman oleh Laboran &amp; Pengurangan Stok Otomatis via Transaksi Atomik RPC</w:t>
       </w:r>
     </w:p>
     <w:p>
@@ -2359,7 +2359,7 @@
               <a:graphicData uri="http://schemas.openxmlformats.org/drawingml/2006/picture">
                 <pic:pic>
                   <pic:nvPicPr>
-                    <pic:cNvPr id="0" name="07-stock-after-damage.png"/>
+                    <pic:cNvPr id="0" name="06-damaged-return.png"/>
                     <pic:cNvPicPr/>
                   </pic:nvPicPr>
                   <pic:blipFill>
@@ -2393,7 +2393,7 @@
           <w:i/>
           <w:sz w:val="20"/>
         </w:rPr>
-        <w:t>Gambar 4.2: Pembaruan Otomatis Stok Siap Pakai &amp; Pencatatan Stok Rusak pada Detail Alat</w:t>
+        <w:t>Gambar 4.2: Dialog Pengembalian Alat oleh Laboran dengan Pilihan Rusak &amp; Catatan Kerusakan</w:t>
       </w:r>
     </w:p>
     <w:p>
@@ -2414,7 +2414,7 @@
               <a:graphicData uri="http://schemas.openxmlformats.org/drawingml/2006/picture">
                 <pic:pic>
                   <pic:nvPicPr>
-                    <pic:cNvPr id="0" name="11-final-history.png"/>
+                    <pic:cNvPr id="0" name="07-stock-after-damage.png"/>
                     <pic:cNvPicPr/>
                   </pic:nvPicPr>
                   <pic:blipFill>
@@ -2448,7 +2448,7 @@
           <w:i/>
           <w:sz w:val="20"/>
         </w:rPr>
-        <w:t>Gambar 4.3: Audit Log Lengkap Riwayat Transaksi Seluruh Laboratorium Komputer PTI</w:t>
+        <w:t>Gambar 4.3: Pembaruan Otomatis Stok Siap Pakai &amp; Pencatatan Stok Rusak pada Detail Alat</w:t>
       </w:r>
     </w:p>
     <w:p>
@@ -2469,7 +2469,7 @@
               <a:graphicData uri="http://schemas.openxmlformats.org/drawingml/2006/picture">
                 <pic:pic>
                   <pic:nvPicPr>
-                    <pic:cNvPr id="0" name="12-student-final-history.png"/>
+                    <pic:cNvPr id="0" name="11-final-history.png"/>
                     <pic:cNvPicPr/>
                   </pic:nvPicPr>
                   <pic:blipFill>
@@ -2503,7 +2503,62 @@
           <w:i/>
           <w:sz w:val="20"/>
         </w:rPr>
-        <w:t>Gambar 4.4: Riwayat Akhir Mahasiswa dengan Status Transaksi 'RETURNED' / Selesai</w:t>
+        <w:t>Gambar 4.4: Audit Log Lengkap Riwayat Transaksi Seluruh Laboratorium Komputer PTI</w:t>
+      </w:r>
+    </w:p>
+    <w:p>
+      <w:pPr>
+        <w:keepNext/>
+        <w:spacing w:before="200" w:after="80"/>
+        <w:jc w:val="center"/>
+      </w:pPr>
+      <w:r>
+        <w:drawing>
+          <wp:inline xmlns:a="http://schemas.openxmlformats.org/drawingml/2006/main" xmlns:pic="http://schemas.openxmlformats.org/drawingml/2006/picture">
+            <wp:extent cx="2834640" cy="6456680"/>
+            <wp:docPr id="6" name="Picture 6"/>
+            <wp:cNvGraphicFramePr>
+              <a:graphicFrameLocks noChangeAspect="1"/>
+            </wp:cNvGraphicFramePr>
+            <a:graphic>
+              <a:graphicData uri="http://schemas.openxmlformats.org/drawingml/2006/picture">
+                <pic:pic>
+                  <pic:nvPicPr>
+                    <pic:cNvPr id="0" name="12-student-final-history.png"/>
+                    <pic:cNvPicPr/>
+                  </pic:nvPicPr>
+                  <pic:blipFill>
+                    <a:blip r:embed="rId14"/>
+                    <a:stretch>
+                      <a:fillRect/>
+                    </a:stretch>
+                  </pic:blipFill>
+                  <pic:spPr>
+                    <a:xfrm>
+                      <a:off x="0" y="0"/>
+                      <a:ext cx="2834640" cy="6456680"/>
+                    </a:xfrm>
+                    <a:prstGeom prst="rect"/>
+                  </pic:spPr>
+                </pic:pic>
+              </a:graphicData>
+            </a:graphic>
+          </wp:inline>
+        </w:drawing>
+      </w:r>
+    </w:p>
+    <w:p>
+      <w:pPr>
+        <w:spacing w:after="240"/>
+        <w:jc w:val="center"/>
+      </w:pPr>
+      <w:r>
+        <w:rPr>
+          <w:rFonts w:ascii="Times New Roman" w:hAnsi="Times New Roman"/>
+          <w:i/>
+          <w:sz w:val="20"/>
+        </w:rPr>
+        <w:t>Gambar 4.5: Riwayat Akhir Mahasiswa dengan Status Transaksi 'RETURNED' / Selesai</w:t>
       </w:r>
     </w:p>
     <w:p>
@@ -2516,7 +2571,7 @@
         <w:drawing>
           <wp:inline xmlns:a="http://schemas.openxmlformats.org/drawingml/2006/main" xmlns:pic="http://schemas.openxmlformats.org/drawingml/2006/picture">
             <wp:extent cx="4389120" cy="2743200"/>
-            <wp:docPr id="6" name="Picture 6"/>
+            <wp:docPr id="7" name="Picture 7"/>
             <wp:cNvGraphicFramePr>
               <a:graphicFrameLocks noChangeAspect="1"/>
             </wp:cNvGraphicFramePr>
@@ -2528,7 +2583,7 @@
                     <pic:cNvPicPr/>
                   </pic:nvPicPr>
                   <pic:blipFill>
-                    <a:blip r:embed="rId14"/>
+                    <a:blip r:embed="rId15"/>
                     <a:stretch>
                       <a:fillRect/>
                     </a:stretch>
@@ -2558,7 +2613,7 @@
           <w:i/>
           <w:sz w:val="20"/>
         </w:rPr>
-        <w:t>Gambar 4.5: Bukti Pengujian Automasi E2E (Playwright Test) untuk Validasi State Transaksi</w:t>
+        <w:t>Gambar 4.6: Bukti Pengujian Automasi E2E (Playwright Test) untuk Validasi State Transaksi</w:t>
       </w:r>
     </w:p>
     <w:p>

--- a/Laporan_Minggu_4_LabInventory_Naila_Fathia.docx
+++ b/Laporan_Minggu_4_LabInventory_Naila_Fathia.docx
@@ -301,7 +301,7 @@
           <w:color w:val="000000"/>
           <w:sz w:val="23"/>
         </w:rPr>
-        <w:t>1.1 Latar Belakang Transaksi Atomik</w:t>
+        <w:t>1.1 Latar Belakang Transaksi Atomik &amp; Bahaya Race Condition</w:t>
       </w:r>
     </w:p>
     <w:p>
@@ -329,7 +329,161 @@
           <w:color w:val="000000"/>
           <w:sz w:val="23"/>
         </w:rPr>
-        <w:t>1.2 Tujuan Praktikum Minggu IV</w:t>
+        <w:t>1.2 Rumusan Masalah Transaksi &amp; Pengujian</w:t>
+      </w:r>
+    </w:p>
+    <w:p>
+      <w:pPr>
+        <w:spacing w:after="160" w:line="312" w:lineRule="auto"/>
+        <w:jc w:val="both"/>
+      </w:pPr>
+      <w:r>
+        <w:rPr>
+          <w:rFonts w:ascii="Times New Roman" w:hAnsi="Times New Roman"/>
+          <w:sz w:val="22"/>
+        </w:rPr>
+        <w:t>Rumusan masalah yang diselesaikan pada tahapan finalisasi meliputi:</w:t>
+      </w:r>
+    </w:p>
+    <w:p>
+      <w:pPr>
+        <w:pStyle w:val="ListBullet"/>
+        <w:spacing w:after="80" w:line="288" w:lineRule="auto"/>
+        <w:jc w:val="both"/>
+      </w:pPr>
+      <w:r>
+        <w:rPr>
+          <w:rFonts w:ascii="Times New Roman" w:hAnsi="Times New Roman"/>
+          <w:sz w:val="22"/>
+        </w:rPr>
+        <w:t>Bagaimana memastikan pemotongan stok barang dan persetujuan tiket berjalan secara atomik (ACID) tanpa risiko race condition?</w:t>
+      </w:r>
+    </w:p>
+    <w:p>
+      <w:pPr>
+        <w:pStyle w:val="ListBullet"/>
+        <w:spacing w:after="80" w:line="288" w:lineRule="auto"/>
+        <w:jc w:val="both"/>
+      </w:pPr>
+      <w:r>
+        <w:rPr>
+          <w:rFonts w:ascii="Times New Roman" w:hAnsi="Times New Roman"/>
+          <w:sz w:val="22"/>
+        </w:rPr>
+        <w:t>Bagaimana memisahkan pencatatan stok unit siap pakai dan unit rusak saat alat dikembalikan oleh mahasiswa?</w:t>
+      </w:r>
+    </w:p>
+    <w:p>
+      <w:pPr>
+        <w:pStyle w:val="ListBullet"/>
+        <w:spacing w:after="80" w:line="288" w:lineRule="auto"/>
+        <w:jc w:val="both"/>
+      </w:pPr>
+      <w:r>
+        <w:rPr>
+          <w:rFonts w:ascii="Times New Roman" w:hAnsi="Times New Roman"/>
+          <w:sz w:val="22"/>
+        </w:rPr>
+        <w:t>Bagaimana memverifikasi stabilitas seluruh fitur fungsional sistem pada perangkat fisik Android melalui pengujian 12 checkpoint?</w:t>
+      </w:r>
+    </w:p>
+    <w:p>
+      <w:pPr>
+        <w:pStyle w:val="ListBullet"/>
+        <w:spacing w:after="80" w:line="288" w:lineRule="auto"/>
+        <w:jc w:val="both"/>
+      </w:pPr>
+      <w:r>
+        <w:rPr>
+          <w:rFonts w:ascii="Times New Roman" w:hAnsi="Times New Roman"/>
+          <w:sz w:val="22"/>
+        </w:rPr>
+        <w:t>Bagaimana memvalidasi ketahanan alur transaksi secara otomatis menggunakan pengujian End-to-End (E2E)?</w:t>
+      </w:r>
+    </w:p>
+    <w:p>
+      <w:pPr>
+        <w:keepNext/>
+        <w:spacing w:before="240" w:after="80"/>
+      </w:pPr>
+      <w:r>
+        <w:rPr>
+          <w:rFonts w:ascii="Times New Roman" w:hAnsi="Times New Roman"/>
+          <w:b/>
+          <w:color w:val="000000"/>
+          <w:sz w:val="23"/>
+        </w:rPr>
+        <w:t>1.3 Batasan Transaksi Sistem</w:t>
+      </w:r>
+    </w:p>
+    <w:p>
+      <w:pPr>
+        <w:spacing w:after="160" w:line="312" w:lineRule="auto"/>
+        <w:jc w:val="both"/>
+      </w:pPr>
+      <w:r>
+        <w:rPr>
+          <w:rFonts w:ascii="Times New Roman" w:hAnsi="Times New Roman"/>
+          <w:sz w:val="22"/>
+        </w:rPr>
+        <w:t>Batasan implementasi transaksi pada Minggu IV meliputi:</w:t>
+      </w:r>
+    </w:p>
+    <w:p>
+      <w:pPr>
+        <w:pStyle w:val="ListBullet"/>
+        <w:spacing w:after="80" w:line="288" w:lineRule="auto"/>
+        <w:jc w:val="both"/>
+      </w:pPr>
+      <w:r>
+        <w:rPr>
+          <w:rFonts w:ascii="Times New Roman" w:hAnsi="Times New Roman"/>
+          <w:sz w:val="22"/>
+        </w:rPr>
+        <w:t>Operasi mutasi stok barang dikunci di tingkat database menggunakan perintah `SELECT ... FOR UPDATE`.</w:t>
+      </w:r>
+    </w:p>
+    <w:p>
+      <w:pPr>
+        <w:pStyle w:val="ListBullet"/>
+        <w:spacing w:after="80" w:line="288" w:lineRule="auto"/>
+        <w:jc w:val="both"/>
+      </w:pPr>
+      <w:r>
+        <w:rPr>
+          <w:rFonts w:ascii="Times New Roman" w:hAnsi="Times New Roman"/>
+          <w:sz w:val="22"/>
+        </w:rPr>
+        <w:t>Pengujian fungsional dilakukan secara langsung pada smartphone Android fisik dengan 12 checkpoint skenario operasional.</w:t>
+      </w:r>
+    </w:p>
+    <w:p>
+      <w:pPr>
+        <w:pStyle w:val="ListBullet"/>
+        <w:spacing w:after="80" w:line="288" w:lineRule="auto"/>
+        <w:jc w:val="both"/>
+      </w:pPr>
+      <w:r>
+        <w:rPr>
+          <w:rFonts w:ascii="Times New Roman" w:hAnsi="Times New Roman"/>
+          <w:sz w:val="22"/>
+        </w:rPr>
+        <w:t>Pengujian automasi divalidasi menggunakan framework Playwright Test berbasis browser engine Chromium.</w:t>
+      </w:r>
+    </w:p>
+    <w:p>
+      <w:pPr>
+        <w:keepNext/>
+        <w:spacing w:before="240" w:after="80"/>
+      </w:pPr>
+      <w:r>
+        <w:rPr>
+          <w:rFonts w:ascii="Times New Roman" w:hAnsi="Times New Roman"/>
+          <w:b/>
+          <w:color w:val="000000"/>
+          <w:sz w:val="23"/>
+        </w:rPr>
+        <w:t>1.4 Tujuan Praktikum Minggu IV</w:t>
       </w:r>
     </w:p>
     <w:p>
@@ -432,6 +586,34 @@
     <w:p>
       <w:pPr>
         <w:keepNext/>
+        <w:spacing w:before="240" w:after="80"/>
+      </w:pPr>
+      <w:r>
+        <w:rPr>
+          <w:rFonts w:ascii="Times New Roman" w:hAnsi="Times New Roman"/>
+          <w:b/>
+          <w:color w:val="000000"/>
+          <w:sz w:val="23"/>
+        </w:rPr>
+        <w:t>1.5 Manfaat Praktikum</w:t>
+      </w:r>
+    </w:p>
+    <w:p>
+      <w:pPr>
+        <w:spacing w:after="160" w:line="312" w:lineRule="auto"/>
+        <w:jc w:val="both"/>
+      </w:pPr>
+      <w:r>
+        <w:rPr>
+          <w:rFonts w:ascii="Times New Roman" w:hAnsi="Times New Roman"/>
+          <w:sz w:val="22"/>
+        </w:rPr>
+        <w:t>Praktikum ini memberikan keahlian tingkat lanjut dalam rekayasa transaksi basis data relasional enterprise, metodologi pengujian perangkat lunak mobile secara empiris, serta menghasilkan sistem inventaris siap guna berstandar industri.</w:t>
+      </w:r>
+    </w:p>
+    <w:p>
+      <w:pPr>
+        <w:keepNext/>
         <w:spacing w:before="280" w:after="40"/>
         <w:jc w:val="center"/>
       </w:pPr>
@@ -491,47 +673,114 @@
     </w:p>
     <w:p>
       <w:pPr>
-        <w:pStyle w:val="ListBullet"/>
-        <w:spacing w:after="80" w:line="288" w:lineRule="auto"/>
-        <w:jc w:val="both"/>
+        <w:keepNext/>
+        <w:spacing w:before="160" w:after="40"/>
       </w:pPr>
       <w:r>
         <w:rPr>
           <w:rFonts w:ascii="Times New Roman" w:hAnsi="Times New Roman"/>
           <w:b/>
-          <w:sz w:val="22"/>
+          <w:sz w:val="20"/>
         </w:rPr>
-        <w:t xml:space="preserve">1. RPC approve_borrowing(): </w:t>
-      </w:r>
-      <w:r>
-        <w:rPr>
-          <w:rFonts w:ascii="Times New Roman" w:hAnsi="Times New Roman"/>
-          <w:sz w:val="22"/>
-        </w:rPr>
-        <w:t>Memverifikasi otorisasi laboran, mengunci baris barang dengan `FOR UPDATE`, memeriksa sisa stok, mengurangkan stok, dan memperbarui status menjadi `approved`.</w:t>
+        <w:t>Cuplikan Kode 4.1: Stored Procedure PL/pgSQL approve_borrowing() dengan Penguncian Baris FOR UPDATE</w:t>
       </w:r>
     </w:p>
+    <w:tbl>
+      <w:tblPr>
+        <w:tblW w:type="auto" w:w="0"/>
+        <w:jc w:val="center"/>
+        <w:tblLook w:firstColumn="1" w:firstRow="1" w:lastColumn="0" w:lastRow="0" w:noHBand="0" w:noVBand="1" w:val="04A0"/>
+      </w:tblPr>
+      <w:tblGrid>
+        <w:gridCol w:w="9101"/>
+      </w:tblGrid>
+      <w:tr>
+        <w:tc>
+          <w:tcPr>
+            <w:tcW w:type="dxa" w:w="9072"/>
+            <w:shd w:fill="F1F5F9"/>
+            <w:tcMar>
+              <w:top w:w="100" w:type="dxa"/>
+              <w:bottom w:w="100" w:type="dxa"/>
+              <w:left w:w="140" w:type="dxa"/>
+              <w:right w:w="140" w:type="dxa"/>
+            </w:tcMar>
+            <w:tcBorders>
+              <w:top w:val="single" w:sz="6" w:space="0" w:color="94A3B8"/>
+              <w:left w:val="single" w:sz="24" w:space="0" w:color="1E3A8A"/>
+              <w:bottom w:val="single" w:sz="6" w:space="0" w:color="94A3B8"/>
+              <w:right w:val="single" w:sz="6" w:space="0" w:color="94A3B8"/>
+            </w:tcBorders>
+          </w:tcPr>
+          <w:p>
+            <w:pPr>
+              <w:spacing w:line="252" w:lineRule="auto" w:after="0"/>
+            </w:pPr>
+            <w:r>
+              <w:rPr>
+                <w:rFonts w:ascii="Consolas" w:hAnsi="Consolas"/>
+                <w:color w:val="1E293B"/>
+                <w:sz w:val="17"/>
+              </w:rPr>
+              <w:t>CREATE OR REPLACE FUNCTION approve_borrowing(p_borrowing_id UUID)</w:t>
+              <w:br/>
+              <w:t>RETURNS JSONB LANGUAGE plpgsql SECURITY DEFINER AS $$</w:t>
+              <w:br/>
+              <w:t>DECLARE</w:t>
+              <w:br/>
+              <w:t xml:space="preserve">  v_item_id UUID;</w:t>
+              <w:br/>
+              <w:t xml:space="preserve">  v_jumlah INTEGER;</w:t>
+              <w:br/>
+              <w:t xml:space="preserve">  v_current_stock INTEGER;</w:t>
+              <w:br/>
+              <w:t>BEGIN</w:t>
+              <w:br/>
+              <w:t xml:space="preserve">  -- 1. Kunci baris peminjaman</w:t>
+              <w:br/>
+              <w:t xml:space="preserve">  SELECT item_id, jumlah INTO v_item_id, v_jumlah</w:t>
+              <w:br/>
+              <w:t xml:space="preserve">  FROM borrowings WHERE id = p_borrowing_id AND status = 'pending' FOR UPDATE;</w:t>
+              <w:br/>
+              <w:t xml:space="preserve">  IF NOT FOUND THEN</w:t>
+              <w:br/>
+              <w:t xml:space="preserve">    RAISE EXCEPTION 'Tiket peminjaman tidak valid atau sudah diproses.';</w:t>
+              <w:br/>
+              <w:t xml:space="preserve">  END IF;</w:t>
+              <w:br/>
+              <w:br/>
+              <w:t xml:space="preserve">  -- 2. Kunci baris barang dan periksa stok</w:t>
+              <w:br/>
+              <w:t xml:space="preserve">  SELECT stok INTO v_current_stock FROM items WHERE id = v_item_id FOR UPDATE;</w:t>
+              <w:br/>
+              <w:t xml:space="preserve">  IF v_current_stock &lt; v_jumlah THEN</w:t>
+              <w:br/>
+              <w:t xml:space="preserve">    RAISE EXCEPTION 'Stok fisik tidak mencukupi untuk persetujuan ini.';</w:t>
+              <w:br/>
+              <w:t xml:space="preserve">  END IF;</w:t>
+              <w:br/>
+              <w:br/>
+              <w:t xml:space="preserve">  -- 3. Kurangkan stok dan perbarui status secara atomik</w:t>
+              <w:br/>
+              <w:t xml:space="preserve">  UPDATE items SET stok = stok - v_jumlah WHERE id = v_item_id;</w:t>
+              <w:br/>
+              <w:t xml:space="preserve">  UPDATE borrowings SET status = 'approved' WHERE id = p_borrowing_id;</w:t>
+              <w:br/>
+              <w:br/>
+              <w:t xml:space="preserve">  RETURN jsonb_build_object('success', true, 'message', 'Persetujuan berhasil diproses.');</w:t>
+              <w:br/>
+              <w:t>END;</w:t>
+              <w:br/>
+              <w:t>$$;</w:t>
+            </w:r>
+          </w:p>
+        </w:tc>
+      </w:tr>
+    </w:tbl>
     <w:p>
       <w:pPr>
-        <w:pStyle w:val="ListBullet"/>
-        <w:spacing w:after="80" w:line="288" w:lineRule="auto"/>
-        <w:jc w:val="both"/>
+        <w:spacing w:after="120"/>
       </w:pPr>
-      <w:r>
-        <w:rPr>
-          <w:rFonts w:ascii="Times New Roman" w:hAnsi="Times New Roman"/>
-          <w:b/>
-          <w:sz w:val="22"/>
-        </w:rPr>
-        <w:t xml:space="preserve">2. RPC return_borrowing(): </w:t>
-      </w:r>
-      <w:r>
-        <w:rPr>
-          <w:rFonts w:ascii="Times New Roman" w:hAnsi="Times New Roman"/>
-          <w:sz w:val="22"/>
-        </w:rPr>
-        <w:t>Memverifikasi status `approved`. Jika unit kembali 'Baik', stok siap pakai bertambah. Jika 'Rusak', unit dialihkan ke `stok_rusak` dan catatan kerusakan dicatat pada audit log.</w:t>
-      </w:r>
     </w:p>
     <w:p>
       <w:pPr>
@@ -558,8 +807,119 @@
           <w:rFonts w:ascii="Times New Roman" w:hAnsi="Times New Roman"/>
           <w:sz w:val="22"/>
         </w:rPr>
-        <w:t>Untuk mencegah terganggunya ketersediaan barang ketika ada unit yang rusak, tabel `items` memisahkan jumlah unit sehat pada kolom `stok` dan unit rusak pada kolom `stok_rusak`. Dengan demikian, master data barang tetap aktif dan unit sehat lainnya tetap dapat dipinjam oleh mahasiswa lain untuk kegiatan praktikum berikutnya.</w:t>
+        <w:t>Untuk mencegah terganggunya ketersediaan barang ketika ada unit yang rusak, tabel `items` memisahkan jumlah unit sehat pada kolom `stok` dan unit rusak pada kolom `stok_rusak`. Dengan demikian, master data barang tetap aktif dan unit sehat lainnya tetap dapat dipinjam oleh mahasiswa lain untuk kegiatan praktikum berikutnya:</w:t>
       </w:r>
+    </w:p>
+    <w:p>
+      <w:pPr>
+        <w:keepNext/>
+        <w:spacing w:before="160" w:after="40"/>
+      </w:pPr>
+      <w:r>
+        <w:rPr>
+          <w:rFonts w:ascii="Times New Roman" w:hAnsi="Times New Roman"/>
+          <w:b/>
+          <w:sz w:val="20"/>
+        </w:rPr>
+        <w:t>Cuplikan Kode 4.2: Stored Procedure PL/pgSQL return_borrowing() dengan Penanganan Unit Rusak</w:t>
+      </w:r>
+    </w:p>
+    <w:tbl>
+      <w:tblPr>
+        <w:tblW w:type="auto" w:w="0"/>
+        <w:jc w:val="center"/>
+        <w:tblLook w:firstColumn="1" w:firstRow="1" w:lastColumn="0" w:lastRow="0" w:noHBand="0" w:noVBand="1" w:val="04A0"/>
+      </w:tblPr>
+      <w:tblGrid>
+        <w:gridCol w:w="9101"/>
+      </w:tblGrid>
+      <w:tr>
+        <w:tc>
+          <w:tcPr>
+            <w:tcW w:type="dxa" w:w="9072"/>
+            <w:shd w:fill="F1F5F9"/>
+            <w:tcMar>
+              <w:top w:w="100" w:type="dxa"/>
+              <w:bottom w:w="100" w:type="dxa"/>
+              <w:left w:w="140" w:type="dxa"/>
+              <w:right w:w="140" w:type="dxa"/>
+            </w:tcMar>
+            <w:tcBorders>
+              <w:top w:val="single" w:sz="6" w:space="0" w:color="94A3B8"/>
+              <w:left w:val="single" w:sz="24" w:space="0" w:color="1E3A8A"/>
+              <w:bottom w:val="single" w:sz="6" w:space="0" w:color="94A3B8"/>
+              <w:right w:val="single" w:sz="6" w:space="0" w:color="94A3B8"/>
+            </w:tcBorders>
+          </w:tcPr>
+          <w:p>
+            <w:pPr>
+              <w:spacing w:line="252" w:lineRule="auto" w:after="0"/>
+            </w:pPr>
+            <w:r>
+              <w:rPr>
+                <w:rFonts w:ascii="Consolas" w:hAnsi="Consolas"/>
+                <w:color w:val="1E293B"/>
+                <w:sz w:val="17"/>
+              </w:rPr>
+              <w:t>CREATE OR REPLACE FUNCTION return_borrowing(</w:t>
+              <w:br/>
+              <w:t xml:space="preserve">  p_borrowing_id UUID,</w:t>
+              <w:br/>
+              <w:t xml:space="preserve">  p_kondisi VARCHAR(20),</w:t>
+              <w:br/>
+              <w:t xml:space="preserve">  p_catatan TEXT</w:t>
+              <w:br/>
+              <w:t>) RETURNS JSONB LANGUAGE plpgsql SECURITY DEFINER AS $$</w:t>
+              <w:br/>
+              <w:t>DECLARE</w:t>
+              <w:br/>
+              <w:t xml:space="preserve">  v_item_id UUID;</w:t>
+              <w:br/>
+              <w:t xml:space="preserve">  v_jumlah INTEGER;</w:t>
+              <w:br/>
+              <w:t>BEGIN</w:t>
+              <w:br/>
+              <w:t xml:space="preserve">  SELECT item_id, jumlah INTO v_item_id, v_jumlah</w:t>
+              <w:br/>
+              <w:t xml:space="preserve">  FROM borrowings WHERE id = p_borrowing_id AND status = 'approved' FOR UPDATE;</w:t>
+              <w:br/>
+              <w:br/>
+              <w:t xml:space="preserve">  IF p_kondisi = 'baik' THEN</w:t>
+              <w:br/>
+              <w:t xml:space="preserve">    UPDATE items SET stok = stok + v_jumlah WHERE id = v_item_id;</w:t>
+              <w:br/>
+              <w:t xml:space="preserve">  ELSIF p_kondisi = 'rusak' THEN</w:t>
+              <w:br/>
+              <w:t xml:space="preserve">    UPDATE items SET stok_rusak = stok_rusak + v_jumlah WHERE id = v_item_id;</w:t>
+              <w:br/>
+              <w:t xml:space="preserve">  END IF;</w:t>
+              <w:br/>
+              <w:br/>
+              <w:t xml:space="preserve">  UPDATE borrowings SET </w:t>
+              <w:br/>
+              <w:t xml:space="preserve">    status = 'returned',</w:t>
+              <w:br/>
+              <w:t xml:space="preserve">    kondisi_kembali = p_kondisi,</w:t>
+              <w:br/>
+              <w:t xml:space="preserve">    catatan_laboran = p_catatan</w:t>
+              <w:br/>
+              <w:t xml:space="preserve">  WHERE id = p_borrowing_id;</w:t>
+              <w:br/>
+              <w:br/>
+              <w:t xml:space="preserve">  RETURN jsonb_build_object('success', true);</w:t>
+              <w:br/>
+              <w:t>END;</w:t>
+              <w:br/>
+              <w:t>$$;</w:t>
+            </w:r>
+          </w:p>
+        </w:tc>
+      </w:tr>
+    </w:tbl>
+    <w:p>
+      <w:pPr>
+        <w:spacing w:after="120"/>
+      </w:pPr>
     </w:p>
     <w:p>
       <w:pPr>
@@ -2564,6 +2924,34 @@
     <w:p>
       <w:pPr>
         <w:keepNext/>
+        <w:spacing w:before="240" w:after="80"/>
+      </w:pPr>
+      <w:r>
+        <w:rPr>
+          <w:rFonts w:ascii="Times New Roman" w:hAnsi="Times New Roman"/>
+          <w:b/>
+          <w:color w:val="000000"/>
+          <w:sz w:val="23"/>
+        </w:rPr>
+        <w:t>3.3 Dokumentasi Pengujian Otomasi End-to-End (E2E) Playwright</w:t>
+      </w:r>
+    </w:p>
+    <w:p>
+      <w:pPr>
+        <w:spacing w:after="160" w:line="312" w:lineRule="auto"/>
+        <w:jc w:val="both"/>
+      </w:pPr>
+      <w:r>
+        <w:rPr>
+          <w:rFonts w:ascii="Times New Roman" w:hAnsi="Times New Roman"/>
+          <w:sz w:val="22"/>
+        </w:rPr>
+        <w:t>Pengujian otomasi End-to-End (E2E) dijalankan menggunakan Playwright Test untuk memvalidasi alur multi-role secara terotomasi pada resolusi desktop browser dan simulasi perangkat smartphone:</w:t>
+      </w:r>
+    </w:p>
+    <w:p>
+      <w:pPr>
+        <w:keepNext/>
         <w:spacing w:before="200" w:after="80"/>
         <w:jc w:val="center"/>
       </w:pPr>
@@ -2613,7 +3001,62 @@
           <w:i/>
           <w:sz w:val="20"/>
         </w:rPr>
-        <w:t>Gambar 4.6: Bukti Pengujian Automasi E2E (Playwright Test) untuk Validasi State Transaksi</w:t>
+        <w:t>Gambar 4.6: Bukti Pengujian Automasi E2E Playwright Desktop untuk Validasi State Transaksi</w:t>
+      </w:r>
+    </w:p>
+    <w:p>
+      <w:pPr>
+        <w:keepNext/>
+        <w:spacing w:before="200" w:after="80"/>
+        <w:jc w:val="center"/>
+      </w:pPr>
+      <w:r>
+        <w:drawing>
+          <wp:inline xmlns:a="http://schemas.openxmlformats.org/drawingml/2006/main" xmlns:pic="http://schemas.openxmlformats.org/drawingml/2006/picture">
+            <wp:extent cx="2834640" cy="6295378"/>
+            <wp:docPr id="8" name="Picture 8"/>
+            <wp:cNvGraphicFramePr>
+              <a:graphicFrameLocks noChangeAspect="1"/>
+            </wp:cNvGraphicFramePr>
+            <a:graphic>
+              <a:graphicData uri="http://schemas.openxmlformats.org/drawingml/2006/picture">
+                <pic:pic>
+                  <pic:nvPicPr>
+                    <pic:cNvPr id="0" name="playwright-return-phone.png"/>
+                    <pic:cNvPicPr/>
+                  </pic:nvPicPr>
+                  <pic:blipFill>
+                    <a:blip r:embed="rId16"/>
+                    <a:stretch>
+                      <a:fillRect/>
+                    </a:stretch>
+                  </pic:blipFill>
+                  <pic:spPr>
+                    <a:xfrm>
+                      <a:off x="0" y="0"/>
+                      <a:ext cx="2834640" cy="6295378"/>
+                    </a:xfrm>
+                    <a:prstGeom prst="rect"/>
+                  </pic:spPr>
+                </pic:pic>
+              </a:graphicData>
+            </a:graphic>
+          </wp:inline>
+        </w:drawing>
+      </w:r>
+    </w:p>
+    <w:p>
+      <w:pPr>
+        <w:spacing w:after="240"/>
+        <w:jc w:val="center"/>
+      </w:pPr>
+      <w:r>
+        <w:rPr>
+          <w:rFonts w:ascii="Times New Roman" w:hAnsi="Times New Roman"/>
+          <w:i/>
+          <w:sz w:val="20"/>
+        </w:rPr>
+        <w:t>Gambar 4.7: Bukti Pengujian Automasi E2E Playwright Mobile Web pada Alur Pengembalian Alat</w:t>
       </w:r>
     </w:p>
     <w:p>
@@ -2673,7 +3116,7 @@
           <w:rFonts w:ascii="Times New Roman" w:hAnsi="Times New Roman"/>
           <w:sz w:val="22"/>
         </w:rPr>
-        <w:t>Seluruh rangkaian pengembangan aplikasi mobile LabInventory dari Minggu I hingga Minggu IV telah berhasil diselesaikan secara sempurna (100%). Aplikasi terbukti tangguh dalam menangani integritas transaksi stok, aman dengan proteksi RLS, dan lulus seluruh 12 checkpoint pengujian pada perangkat fisik Android.</w:t>
+        <w:t>Seluruh rangkaian pengembangan aplikasi mobile LabInventory dari Minggu I hingga Minggu IV telah berhasil diselesaikan secara paripurna (100%). Aplikasi terbukti tangguh dalam menangani integritas transaksi stok melalui PostgreSQL RPC bergaransi ACID, aman dengan proteksi Row Level Security, adaptif terhadap masalah responsive layout keyboard, serta lulus seluruh 12 checkpoint pengujian pada perangkat fisik Android.</w:t>
       </w:r>
     </w:p>
     <w:p>
@@ -2701,7 +3144,7 @@
           <w:rFonts w:ascii="Times New Roman" w:hAnsi="Times New Roman"/>
           <w:sz w:val="22"/>
         </w:rPr>
-        <w:t>Guna pengembangan berkelanjutan pada masa depan, disarankan penambahan fitur pemindaian QR Code pada label fisik alat serta notifikasi push (Firebase Cloud Messaging) saat status peminjaman disetujui atau mendekati tenggat waktu pengembalian.</w:t>
+        <w:t>Guna pengembangan berkelanjutan pada masa depan, disarankan penambahan fitur pemindaian QR Code pada label fisik alat serta integrasi notifikasi push (Firebase Cloud Messaging) saat status peminjaman disetujui atau mendekati tenggat waktu pengembalian.</w:t>
       </w:r>
     </w:p>
     <w:p>
